--- a/dpp-project/DPP差距评估_工具箱/17_下一步服务建议书.docx
+++ b/dpp-project/DPP差距评估_工具箱/17_下一步服务建议书.docx
@@ -134,7 +134,7 @@
           <w:sz w:val="24"/>
           <w:szCs w:val="24"/>
         </w:rPr>
-        <w:t xml:space="preserve">守信财税 · DPP业务线</w:t>
+        <w:t xml:space="preserve">财税 · DPP业务线</w:t>
       </w:r>
     </w:p>
     <w:p>
@@ -2452,7 +2452,7 @@
                 <w:sz w:val="20"/>
                 <w:szCs w:val="20"/>
               </w:rPr>
-              <w:t xml:space="preserve">守信财税 · DPP业务线（北京乾坤生会计师事务所 / 守信财税咨询 联合运营）</w:t>
+              <w:t xml:space="preserve">财税 · DPP业务线（北京会计师事务所 / 财税咨询 联合运营）</w:t>
             </w:r>
           </w:p>
         </w:tc>
@@ -2788,7 +2788,7 @@
         <w:sz w:val="18"/>
         <w:szCs w:val="18"/>
       </w:rPr>
-      <w:t xml:space="preserve">守信财税 · 机密文件　第 </w:t>
+      <w:t xml:space="preserve">财税 · 机密文件　第 </w:t>
     </w:r>
     <w:r>
       <w:rPr>
@@ -2902,7 +2902,7 @@
         <w:sz w:val="18"/>
         <w:szCs w:val="18"/>
       </w:rPr>
-      <w:t xml:space="preserve">守信财税 · DPP业务线</w:t>
+      <w:t xml:space="preserve">财税 · DPP业务线</w:t>
     </w:r>
     <w:r>
       <w:rPr>

--- a/dpp-project/DPP差距评估_工具箱/17_下一步服务建议书.docx
+++ b/dpp-project/DPP差距评估_工具箱/17_下一步服务建议书.docx
@@ -134,7 +134,7 @@
           <w:sz w:val="24"/>
           <w:szCs w:val="24"/>
         </w:rPr>
-        <w:t xml:space="preserve">财税 · DPP业务线</w:t>
+        <w:t xml:space="preserve"> · DPP业务线</w:t>
       </w:r>
     </w:p>
     <w:p>
@@ -2367,7 +2367,7 @@
           <w:sz w:val="30"/>
           <w:szCs w:val="30"/>
         </w:rPr>
-        <w:t xml:space="preserve">联系方式</w:t>
+        <w:t xml:space="preserve"/>
       </w:r>
     </w:p>
     <w:tbl>
@@ -2452,7 +2452,7 @@
                 <w:sz w:val="20"/>
                 <w:szCs w:val="20"/>
               </w:rPr>
-              <w:t xml:space="preserve">财税 · DPP业务线（北京会计师事务所 / 财税咨询 联合运营）</w:t>
+              <w:t xml:space="preserve"> · DPP业务线（北京会计师事务所 / 咨询 联合运营）</w:t>
             </w:r>
           </w:p>
         </w:tc>
@@ -2552,7 +2552,7 @@
                 <w:sz w:val="20"/>
                 <w:szCs w:val="20"/>
               </w:rPr>
-              <w:t xml:space="preserve">联系电话</w:t>
+              <w:t xml:space="preserve"/>
             </w:r>
           </w:p>
         </w:tc>
@@ -2788,7 +2788,7 @@
         <w:sz w:val="18"/>
         <w:szCs w:val="18"/>
       </w:rPr>
-      <w:t xml:space="preserve">财税 · 机密文件　第 </w:t>
+      <w:t xml:space="preserve"> · 机密文件　第 </w:t>
     </w:r>
     <w:r>
       <w:rPr>
@@ -2902,7 +2902,7 @@
         <w:sz w:val="18"/>
         <w:szCs w:val="18"/>
       </w:rPr>
-      <w:t xml:space="preserve">财税 · DPP业务线</w:t>
+      <w:t xml:space="preserve"> · DPP业务线</w:t>
     </w:r>
     <w:r>
       <w:rPr>
